--- a/modelos/04_treinamento_nr06.docx
+++ b/modelos/04_treinamento_nr06.docx
@@ -74,34 +74,36 @@
             <w:tcW w:w="6517" w:type="dxa"/>
             <w:gridSpan w:val="4"/>
             <w:tcBorders>
+              <w:top w:val="single" w:sz="4" w:space="0" w:color="auto"/>
               <w:left w:val="single" w:sz="4" w:space="0" w:color="auto"/>
               <w:bottom w:val="nil"/>
               <w:right w:val="nil"/>
             </w:tcBorders>
             <w:shd w:val="clear" w:color="auto" w:fill="FFFFFF" w:themeFill="background1"/>
+            <w:hideMark/>
           </w:tcPr>
           <w:p>
             <w:pPr>
               <w:spacing w:beforeLines="40" w:before="96"/>
-              <w:rPr>
-                <w:rFonts w:ascii="Arial" w:hAnsi="Arial" w:cs="Arial"/>
-                <w:noProof/>
-                <w:szCs w:val="24"/>
-              </w:rPr>
-            </w:pPr>
-            <w:r>
               <w:rPr>
                 <w:rFonts w:ascii="Arial" w:hAnsi="Arial" w:cs="Arial"/>
                 <w:b/>
                 <w:bCs/>
               </w:rPr>
-              <w:t>Empresa</w:t>
-            </w:r>
-            <w:r>
-              <w:rPr>
-                <w:rFonts w:ascii="Arial" w:hAnsi="Arial" w:cs="Arial"/>
-              </w:rPr>
-              <w:t>:  JS CONSTRUTORA E LOCADORA</w:t>
+            </w:pPr>
+            <w:r>
+              <w:rPr>
+                <w:rFonts w:ascii="Arial" w:hAnsi="Arial" w:cs="Arial"/>
+                <w:b/>
+                <w:bCs/>
+              </w:rPr>
+              <w:t xml:space="preserve">Empresa:  </w:t>
+            </w:r>
+            <w:r>
+              <w:rPr>
+                <w:rFonts w:ascii="Arial" w:hAnsi="Arial" w:cs="Arial"/>
+              </w:rPr>
+              <w:t>JS CONSTRUTORA E LOCADORA</w:t>
             </w:r>
           </w:p>
         </w:tc>
@@ -110,33 +112,36 @@
             <w:tcW w:w="4003" w:type="dxa"/>
             <w:gridSpan w:val="4"/>
             <w:tcBorders>
+              <w:top w:val="single" w:sz="4" w:space="0" w:color="auto"/>
               <w:left w:val="nil"/>
               <w:bottom w:val="nil"/>
               <w:right w:val="single" w:sz="4" w:space="0" w:color="auto"/>
             </w:tcBorders>
             <w:shd w:val="clear" w:color="auto" w:fill="FFFFFF" w:themeFill="background1"/>
+            <w:hideMark/>
           </w:tcPr>
           <w:p>
             <w:pPr>
               <w:spacing w:beforeLines="40" w:before="96"/>
-              <w:rPr>
-                <w:rFonts w:ascii="Arial" w:hAnsi="Arial" w:cs="Arial"/>
-                <w:szCs w:val="24"/>
-              </w:rPr>
-            </w:pPr>
-            <w:r>
               <w:rPr>
                 <w:rFonts w:ascii="Arial" w:hAnsi="Arial" w:cs="Arial"/>
                 <w:b/>
                 <w:bCs/>
               </w:rPr>
-              <w:t>CNPJ</w:t>
-            </w:r>
-            <w:r>
-              <w:rPr>
-                <w:rFonts w:ascii="Arial" w:hAnsi="Arial" w:cs="Arial"/>
-              </w:rPr>
-              <w:t>: 16.910.656/0001-81</w:t>
+            </w:pPr>
+            <w:r>
+              <w:rPr>
+                <w:rFonts w:ascii="Arial" w:hAnsi="Arial" w:cs="Arial"/>
+                <w:b/>
+                <w:bCs/>
+              </w:rPr>
+              <w:t xml:space="preserve">CNPJ: </w:t>
+            </w:r>
+            <w:r>
+              <w:rPr>
+                <w:rFonts w:ascii="Arial" w:hAnsi="Arial" w:cs="Arial"/>
+              </w:rPr>
+              <w:t>16.910.656/0001-81</w:t>
             </w:r>
           </w:p>
         </w:tc>
@@ -156,29 +161,30 @@
               <w:right w:val="nil"/>
             </w:tcBorders>
             <w:shd w:val="clear" w:color="auto" w:fill="FFFFFF" w:themeFill="background1"/>
+            <w:hideMark/>
           </w:tcPr>
           <w:p>
             <w:pPr>
               <w:spacing w:beforeLines="40" w:before="96"/>
-              <w:rPr>
-                <w:rFonts w:ascii="Arial" w:hAnsi="Arial" w:cs="Arial"/>
-                <w:noProof/>
-                <w:szCs w:val="24"/>
-              </w:rPr>
-            </w:pPr>
-            <w:r>
               <w:rPr>
                 <w:rFonts w:ascii="Arial" w:hAnsi="Arial" w:cs="Arial"/>
                 <w:b/>
                 <w:bCs/>
               </w:rPr>
-              <w:t>Funcionário</w:t>
-            </w:r>
-            <w:r>
-              <w:rPr>
-                <w:rFonts w:ascii="Arial" w:hAnsi="Arial" w:cs="Arial"/>
-              </w:rPr>
-              <w:t>:  @nome</w:t>
+            </w:pPr>
+            <w:r>
+              <w:rPr>
+                <w:rFonts w:ascii="Arial" w:hAnsi="Arial" w:cs="Arial"/>
+                <w:b/>
+                <w:bCs/>
+              </w:rPr>
+              <w:t xml:space="preserve">Funcionário:  </w:t>
+            </w:r>
+            <w:r>
+              <w:rPr>
+                <w:rFonts w:ascii="Arial" w:hAnsi="Arial" w:cs="Arial"/>
+              </w:rPr>
+              <w:t>{{NOME}}</w:t>
             </w:r>
           </w:p>
         </w:tc>
@@ -193,29 +199,24 @@
               <w:right w:val="single" w:sz="4" w:space="0" w:color="auto"/>
             </w:tcBorders>
             <w:shd w:val="clear" w:color="auto" w:fill="FFFFFF" w:themeFill="background1"/>
+            <w:hideMark/>
           </w:tcPr>
           <w:p>
             <w:pPr>
               <w:spacing w:beforeLines="40" w:before="96"/>
-              <w:rPr>
-                <w:rFonts w:ascii="Arial" w:hAnsi="Arial" w:cs="Arial"/>
-                <w:noProof/>
-                <w:szCs w:val="24"/>
-              </w:rPr>
-            </w:pPr>
-            <w:r>
               <w:rPr>
                 <w:rFonts w:ascii="Arial" w:hAnsi="Arial" w:cs="Arial"/>
                 <w:b/>
                 <w:bCs/>
               </w:rPr>
-              <w:t>Matrícula</w:t>
-            </w:r>
-            <w:r>
-              <w:rPr>
-                <w:rFonts w:ascii="Arial" w:hAnsi="Arial" w:cs="Arial"/>
-              </w:rPr>
-              <w:t>:  @matricula</w:t>
+            </w:pPr>
+            <w:r>
+              <w:rPr>
+                <w:rFonts w:ascii="Arial" w:hAnsi="Arial" w:cs="Arial"/>
+                <w:b/>
+                <w:bCs/>
+              </w:rPr>
+              <w:t xml:space="preserve">Matrícula:  </w:t>
             </w:r>
           </w:p>
         </w:tc>
@@ -235,29 +236,30 @@
               <w:right w:val="single" w:sz="4" w:space="0" w:color="auto"/>
             </w:tcBorders>
             <w:shd w:val="clear" w:color="auto" w:fill="FFFFFF" w:themeFill="background1"/>
+            <w:hideMark/>
           </w:tcPr>
           <w:p>
             <w:pPr>
               <w:spacing w:beforeLines="40" w:before="96"/>
-              <w:rPr>
-                <w:rFonts w:ascii="Arial" w:hAnsi="Arial" w:cs="Arial"/>
-                <w:noProof/>
-                <w:szCs w:val="24"/>
-              </w:rPr>
-            </w:pPr>
-            <w:r>
               <w:rPr>
                 <w:rFonts w:ascii="Arial" w:hAnsi="Arial" w:cs="Arial"/>
                 <w:b/>
                 <w:bCs/>
               </w:rPr>
-              <w:t>Função</w:t>
-            </w:r>
-            <w:r>
-              <w:rPr>
-                <w:rFonts w:ascii="Arial" w:hAnsi="Arial" w:cs="Arial"/>
-              </w:rPr>
-              <w:t>:   @funcao</w:t>
+            </w:pPr>
+            <w:r>
+              <w:rPr>
+                <w:rFonts w:ascii="Arial" w:hAnsi="Arial" w:cs="Arial"/>
+                <w:b/>
+                <w:bCs/>
+              </w:rPr>
+              <w:t xml:space="preserve">Função:   </w:t>
+            </w:r>
+            <w:r>
+              <w:rPr>
+                <w:rFonts w:ascii="Arial" w:hAnsi="Arial" w:cs="Arial"/>
+              </w:rPr>
+              <w:t>{{CARGO}}</w:t>
             </w:r>
           </w:p>
         </w:tc>
@@ -277,29 +279,30 @@
               <w:right w:val="single" w:sz="4" w:space="0" w:color="auto"/>
             </w:tcBorders>
             <w:shd w:val="clear" w:color="auto" w:fill="FFFFFF" w:themeFill="background1"/>
+            <w:hideMark/>
           </w:tcPr>
           <w:p>
             <w:pPr>
               <w:spacing w:beforeLines="40" w:before="96"/>
-              <w:rPr>
-                <w:rFonts w:ascii="Arial" w:hAnsi="Arial" w:cs="Arial"/>
-                <w:noProof/>
-                <w:szCs w:val="24"/>
-              </w:rPr>
-            </w:pPr>
-            <w:r>
               <w:rPr>
                 <w:rFonts w:ascii="Arial" w:hAnsi="Arial" w:cs="Arial"/>
                 <w:b/>
                 <w:bCs/>
               </w:rPr>
-              <w:t>Admissão</w:t>
-            </w:r>
-            <w:r>
-              <w:rPr>
-                <w:rFonts w:ascii="Arial" w:hAnsi="Arial" w:cs="Arial"/>
-              </w:rPr>
-              <w:t>:  @dt_adm</w:t>
+            </w:pPr>
+            <w:r>
+              <w:rPr>
+                <w:rFonts w:ascii="Arial" w:hAnsi="Arial" w:cs="Arial"/>
+                <w:b/>
+                <w:bCs/>
+              </w:rPr>
+              <w:t xml:space="preserve">Admissão:  </w:t>
+            </w:r>
+            <w:r>
+              <w:rPr>
+                <w:rFonts w:ascii="Arial" w:hAnsi="Arial" w:cs="Arial"/>
+              </w:rPr>
+              <w:t>{{DATA_ADMISSAO}}</w:t>
             </w:r>
           </w:p>
         </w:tc>
@@ -319,29 +322,30 @@
               <w:right w:val="nil"/>
             </w:tcBorders>
             <w:shd w:val="clear" w:color="auto" w:fill="FFFFFF" w:themeFill="background1"/>
+            <w:hideMark/>
           </w:tcPr>
           <w:p>
             <w:pPr>
               <w:spacing w:beforeLines="40" w:before="96"/>
-              <w:rPr>
-                <w:rFonts w:ascii="Arial" w:hAnsi="Arial" w:cs="Arial"/>
-                <w:noProof/>
-                <w:szCs w:val="24"/>
-              </w:rPr>
-            </w:pPr>
-            <w:r>
               <w:rPr>
                 <w:rFonts w:ascii="Arial" w:hAnsi="Arial" w:cs="Arial"/>
                 <w:b/>
                 <w:bCs/>
               </w:rPr>
-              <w:t>Lotação</w:t>
-            </w:r>
-            <w:r>
-              <w:rPr>
-                <w:rFonts w:ascii="Arial" w:hAnsi="Arial" w:cs="Arial"/>
-              </w:rPr>
-              <w:t>:  @lotacao</w:t>
+            </w:pPr>
+            <w:r>
+              <w:rPr>
+                <w:rFonts w:ascii="Arial" w:hAnsi="Arial" w:cs="Arial"/>
+                <w:b/>
+                <w:bCs/>
+              </w:rPr>
+              <w:t xml:space="preserve">Lotação:  </w:t>
+            </w:r>
+            <w:r>
+              <w:rPr>
+                <w:rFonts w:ascii="Arial" w:hAnsi="Arial" w:cs="Arial"/>
+              </w:rPr>
+              <w:t>{{LOTACAO}}</w:t>
             </w:r>
           </w:p>
         </w:tc>
@@ -362,8 +366,8 @@
               <w:spacing w:beforeLines="40" w:before="96"/>
               <w:rPr>
                 <w:rFonts w:ascii="Arial" w:hAnsi="Arial" w:cs="Arial"/>
-                <w:noProof/>
-                <w:szCs w:val="24"/>
+                <w:b/>
+                <w:bCs/>
               </w:rPr>
             </w:pPr>
           </w:p>
@@ -383,6 +387,7 @@
               <w:right w:val="nil"/>
             </w:tcBorders>
             <w:shd w:val="clear" w:color="auto" w:fill="FFFFFF" w:themeFill="background1"/>
+            <w:hideMark/>
           </w:tcPr>
           <w:p>
             <w:pPr>
@@ -391,8 +396,6 @@
                 <w:rFonts w:ascii="Arial" w:hAnsi="Arial" w:cs="Arial"/>
                 <w:b/>
                 <w:bCs/>
-                <w:noProof/>
-                <w:szCs w:val="24"/>
               </w:rPr>
             </w:pPr>
             <w:r>
@@ -401,13 +404,13 @@
                 <w:b/>
                 <w:bCs/>
               </w:rPr>
-              <w:t xml:space="preserve">Nº CTPS:  </w:t>
-            </w:r>
-            <w:r>
-              <w:rPr>
-                <w:rFonts w:ascii="Arial" w:hAnsi="Arial" w:cs="Arial"/>
-              </w:rPr>
-              <w:t>@ctps</w:t>
+              <w:t xml:space="preserve">Nº CPF: </w:t>
+            </w:r>
+            <w:r>
+              <w:rPr>
+                <w:rFonts w:ascii="Arial" w:hAnsi="Arial" w:cs="Arial"/>
+              </w:rPr>
+              <w:t>{{CPF}}</w:t>
             </w:r>
           </w:p>
         </w:tc>
@@ -428,24 +431,10 @@
               <w:spacing w:beforeLines="40" w:before="96"/>
               <w:rPr>
                 <w:rFonts w:ascii="Arial" w:hAnsi="Arial" w:cs="Arial"/>
-                <w:noProof/>
-                <w:szCs w:val="24"/>
-              </w:rPr>
-            </w:pPr>
-            <w:r>
-              <w:rPr>
-                <w:rFonts w:ascii="Arial" w:hAnsi="Arial" w:cs="Arial"/>
                 <w:b/>
                 <w:bCs/>
               </w:rPr>
-              <w:t>Nº RG</w:t>
-            </w:r>
-            <w:r>
-              <w:rPr>
-                <w:rFonts w:ascii="Arial" w:hAnsi="Arial" w:cs="Arial"/>
-              </w:rPr>
-              <w:t>: @rg</w:t>
-            </w:r>
+            </w:pPr>
           </w:p>
         </w:tc>
         <w:tc>
@@ -459,29 +448,24 @@
               <w:right w:val="single" w:sz="4" w:space="0" w:color="auto"/>
             </w:tcBorders>
             <w:shd w:val="clear" w:color="auto" w:fill="FFFFFF" w:themeFill="background1"/>
+            <w:hideMark/>
           </w:tcPr>
           <w:p>
             <w:pPr>
               <w:spacing w:beforeLines="40" w:before="96"/>
-              <w:rPr>
-                <w:rFonts w:ascii="Arial" w:hAnsi="Arial" w:cs="Arial"/>
-                <w:noProof/>
-                <w:szCs w:val="24"/>
-              </w:rPr>
-            </w:pPr>
-            <w:r>
               <w:rPr>
                 <w:rFonts w:ascii="Arial" w:hAnsi="Arial" w:cs="Arial"/>
                 <w:b/>
                 <w:bCs/>
               </w:rPr>
-              <w:t xml:space="preserve"> Nº CPF</w:t>
-            </w:r>
-            <w:r>
-              <w:rPr>
-                <w:rFonts w:ascii="Arial" w:hAnsi="Arial" w:cs="Arial"/>
-              </w:rPr>
-              <w:t>: @cpf</w:t>
+            </w:pPr>
+            <w:r>
+              <w:rPr>
+                <w:rFonts w:ascii="Arial" w:hAnsi="Arial" w:cs="Arial"/>
+                <w:b/>
+                <w:bCs/>
+              </w:rPr>
+              <w:t xml:space="preserve"> </w:t>
             </w:r>
           </w:p>
         </w:tc>
@@ -721,15 +705,7 @@
                 <w:sz w:val="16"/>
                 <w:szCs w:val="16"/>
               </w:rPr>
-              <w:t xml:space="preserve">4.1 </w:t>
-            </w:r>
-            <w:r>
-              <w:rPr>
-                <w:rFonts w:ascii="Arial" w:hAnsi="Arial" w:cs="Arial"/>
-                <w:sz w:val="16"/>
-                <w:szCs w:val="16"/>
-              </w:rPr>
-              <w:t>Da Empresa — NR-6 item 6.5.1:</w:t>
+              <w:t>4.1 Da Empresa — NR-6 item 6.5.1:</w:t>
             </w:r>
           </w:p>
           <w:p>
@@ -1577,7 +1553,7 @@
                 <w:szCs w:val="18"/>
                 <w:shd w:val="clear" w:color="auto" w:fill="FFFFFF"/>
               </w:rPr>
-              <w:t>@nome</w:t>
+              <w:t>{{NOME}}</w:t>
             </w:r>
           </w:p>
         </w:tc>
@@ -1622,15 +1598,7 @@
                 <w:szCs w:val="24"/>
                 <w:shd w:val="clear" w:color="auto" w:fill="FFFFFF"/>
               </w:rPr>
-              <w:t>@</w:t>
-            </w:r>
-            <w:r>
-              <w:rPr>
-                <w:rFonts w:ascii="Arial" w:hAnsi="Arial" w:cs="Arial"/>
-                <w:szCs w:val="24"/>
-                <w:shd w:val="clear" w:color="auto" w:fill="FFFFFF"/>
-              </w:rPr>
-              <w:t>resp_tecnico</w:t>
+              <w:t>{{RESP_SST}}</w:t>
             </w:r>
             <w:r>
               <w:rPr>
@@ -1995,7 +1963,7 @@
         <v:path o:extrusionok="f" gradientshapeok="t" o:connecttype="rect"/>
         <o:lock v:ext="edit" aspectratio="t"/>
       </v:shapetype>
-      <v:shape id="_x0000_i1045" type="#_x0000_t75" style="width:11.25pt;height:11.25pt" o:bullet="t">
+      <v:shape id="_x0000_i1026" type="#_x0000_t75" style="width:11.2pt;height:11.2pt" o:bullet="t">
         <v:imagedata r:id="rId1" o:title="mso8E6E"/>
       </v:shape>
     </w:pict>
@@ -3820,7 +3788,6 @@
   <w:style w:type="character" w:default="1" w:styleId="Fontepargpadro">
     <w:name w:val="Default Paragraph Font"/>
     <w:uiPriority w:val="1"/>
-    <w:semiHidden/>
     <w:unhideWhenUsed/>
   </w:style>
   <w:style w:type="table" w:default="1" w:styleId="Tabelanormal">
